--- a/data/outputs/v2/Biology/SS3.3_Animal_Gaseous_Exchange_and_Respiration/Biology_Animal_Gaseous_Exchange_and_Respiration_SummaryTable.docx
+++ b/data/outputs/v2/Biology/SS3.3_Animal_Gaseous_Exchange_and_Respiration/Biology_Animal_Gaseous_Exchange_and_Respiration_SummaryTable.docx
@@ -38,6 +38,177 @@
           <w:szCs w:val="22"/>
         </w:rPr>
         <w:t xml:space="preserve">Sub-Strand 3.3: Animal Gaseous Exchange and Respiration — Teacher Reference (Pre-filled)</w:t>
+      </w:r>
+    </w:p>
+    <w:p>
+      <w:pPr>
+        <w:spacing w:after="80" w:before="120"/>
+      </w:pPr>
+      <w:r>
+        <w:rPr>
+          <w:rFonts w:ascii="Arial" w:cs="Arial" w:eastAsia="Arial" w:hAnsi="Arial"/>
+          <w:b/>
+          <w:bCs/>
+          <w:color w:val="1F3864"/>
+          <w:sz w:val="20"/>
+          <w:szCs w:val="20"/>
+        </w:rPr>
+        <w:t xml:space="preserve">ATTRIBUTION AND LICENSING</w:t>
+      </w:r>
+    </w:p>
+    <w:p>
+      <w:pPr>
+        <w:spacing w:after="60" w:before="0"/>
+      </w:pPr>
+      <w:r>
+        <w:rPr>
+          <w:rFonts w:ascii="Arial" w:cs="Arial" w:eastAsia="Arial" w:hAnsi="Arial"/>
+          <w:b/>
+          <w:bCs/>
+          <w:sz w:val="17"/>
+          <w:szCs w:val="17"/>
+        </w:rPr>
+        <w:t xml:space="preserve">Curriculum Alignment: </w:t>
+      </w:r>
+      <w:r>
+        <w:rPr>
+          <w:rFonts w:ascii="Arial" w:cs="Arial" w:eastAsia="Arial" w:hAnsi="Arial"/>
+          <w:sz w:val="17"/>
+          <w:szCs w:val="17"/>
+        </w:rPr>
+        <w:t xml:space="preserve">Structured in pedagogical alignment with the competence-based curriculum format and learning outcomes established by the Kenya Institute of Curriculum Development (KICD). This material is independently developed and is not officially endorsed or published by KICD.</w:t>
+      </w:r>
+    </w:p>
+    <w:p>
+      <w:pPr>
+        <w:spacing w:after="60" w:before="0"/>
+      </w:pPr>
+      <w:r>
+        <w:rPr>
+          <w:rFonts w:ascii="Arial" w:cs="Arial" w:eastAsia="Arial" w:hAnsi="Arial"/>
+          <w:b/>
+          <w:bCs/>
+          <w:sz w:val="17"/>
+          <w:szCs w:val="17"/>
+        </w:rPr>
+        <w:t xml:space="preserve">Content &amp; Pedagogy: </w:t>
+      </w:r>
+      <w:r>
+        <w:rPr>
+          <w:rFonts w:ascii="Arial" w:cs="Arial" w:eastAsia="Arial" w:hAnsi="Arial"/>
+          <w:sz w:val="17"/>
+          <w:szCs w:val="17"/>
+        </w:rPr>
+        <w:t xml:space="preserve">Developed and adapted by the educator team at SeaVuria (registered 501(c)(3) in the United States and registered NGO in Kenya, No. 872-850A-BF11), who designed the pedagogical framework, lesson templates and exemplar lessons on which this material is based.</w:t>
+      </w:r>
+    </w:p>
+    <w:p>
+      <w:pPr>
+        <w:spacing w:after="60" w:before="0"/>
+      </w:pPr>
+      <w:r>
+        <w:rPr>
+          <w:rFonts w:ascii="Arial" w:cs="Arial" w:eastAsia="Arial" w:hAnsi="Arial"/>
+          <w:b/>
+          <w:bCs/>
+          <w:sz w:val="17"/>
+          <w:szCs w:val="17"/>
+        </w:rPr>
+        <w:t xml:space="preserve">Production &amp; Layout: </w:t>
+      </w:r>
+      <w:r>
+        <w:rPr>
+          <w:rFonts w:ascii="Arial" w:cs="Arial" w:eastAsia="Arial" w:hAnsi="Arial"/>
+          <w:sz w:val="17"/>
+          <w:szCs w:val="17"/>
+        </w:rPr>
+        <w:t xml:space="preserve">Educational design and curriculum sequencing by SeaVuria. Technical layout, structural formatting, and digital optimization/implementation executed in partnership with ARES Education (registered 501(c)(3) in the United States and Canada (as Afretech Aid) and registered NGO in Kenya), with lesson drafting and compilation assisted by AI (Claude, Anthropic).</w:t>
+      </w:r>
+    </w:p>
+    <w:p>
+      <w:pPr>
+        <w:pBdr>
+          <w:bottom w:val="single" w:color="1F3864" w:sz="6" w:space="6"/>
+        </w:pBdr>
+        <w:spacing w:after="60" w:before="0"/>
+      </w:pPr>
+      <w:r>
+        <w:rPr>
+          <w:rFonts w:ascii="Arial" w:cs="Arial" w:eastAsia="Arial" w:hAnsi="Arial"/>
+          <w:b/>
+          <w:bCs/>
+          <w:sz w:val="17"/>
+          <w:szCs w:val="17"/>
+        </w:rPr>
+        <w:t xml:space="preserve">Licensing &amp; Copyright: </w:t>
+      </w:r>
+      <w:r>
+        <w:rPr>
+          <w:rFonts w:ascii="Arial" w:cs="Arial" w:eastAsia="Arial" w:hAnsi="Arial"/>
+          <w:sz w:val="17"/>
+          <w:szCs w:val="17"/>
+        </w:rPr>
+        <w:t xml:space="preserve">© 2026 SeaVuria and ARES. This work is licensed under a </w:t>
+      </w:r>
+      <w:hyperlink w:history="1" r:id="rIduh11sgdrfrdaye-crorx2">
+        <w:r>
+          <w:rPr>
+            <w:rFonts w:ascii="Arial" w:cs="Arial" w:eastAsia="Arial" w:hAnsi="Arial"/>
+            <w:color w:val="1F6B75"/>
+            <w:sz w:val="17"/>
+            <w:szCs w:val="17"/>
+            <w:u w:val="single" w:color="1F6B75"/>
+          </w:rPr>
+          <w:t xml:space="preserve">Creative Commons Attribution-NonCommercial 4.0 International License</w:t>
+        </w:r>
+      </w:hyperlink>
+      <w:r>
+        <w:rPr>
+          <w:rFonts w:ascii="Arial" w:cs="Arial" w:eastAsia="Arial" w:hAnsi="Arial"/>
+          <w:sz w:val="17"/>
+          <w:szCs w:val="17"/>
+        </w:rPr>
+        <w:t xml:space="preserve"> (</w:t>
+      </w:r>
+      <w:hyperlink w:history="1" r:id="rIdgsdfa55dcmt_nddfobcct">
+        <w:r>
+          <w:rPr>
+            <w:rFonts w:ascii="Arial" w:cs="Arial" w:eastAsia="Arial" w:hAnsi="Arial"/>
+            <w:color w:val="1F6B75"/>
+            <w:sz w:val="17"/>
+            <w:szCs w:val="17"/>
+            <w:u w:val="single" w:color="1F6B75"/>
+          </w:rPr>
+          <w:t xml:space="preserve">CC BY-NC 4.0</w:t>
+        </w:r>
+      </w:hyperlink>
+      <w:r>
+        <w:rPr>
+          <w:rFonts w:ascii="Arial" w:cs="Arial" w:eastAsia="Arial" w:hAnsi="Arial"/>
+          <w:sz w:val="17"/>
+          <w:szCs w:val="17"/>
+        </w:rPr>
+        <w:t xml:space="preserve">). To view a copy of this license, visit </w:t>
+      </w:r>
+      <w:hyperlink w:history="1" r:id="rIdyyuejiwcpqnvxld5egaue">
+        <w:r>
+          <w:rPr>
+            <w:rFonts w:ascii="Arial" w:cs="Arial" w:eastAsia="Arial" w:hAnsi="Arial"/>
+            <w:color w:val="1F6B75"/>
+            <w:sz w:val="17"/>
+            <w:szCs w:val="17"/>
+            <w:u w:val="single" w:color="1F6B75"/>
+          </w:rPr>
+          <w:t xml:space="preserve">https://creativecommons.org/licenses/by-nc/4.0/</w:t>
+        </w:r>
+      </w:hyperlink>
+      <w:r>
+        <w:rPr>
+          <w:rFonts w:ascii="Arial" w:cs="Arial" w:eastAsia="Arial" w:hAnsi="Arial"/>
+          <w:sz w:val="17"/>
+          <w:szCs w:val="17"/>
+        </w:rPr>
+        <w:t xml:space="preserve">. You are free to copy, redistribute, and adapt this material in any medium or format, provided appropriate credit is given and the material is not used for commercial purposes. KICD learning outcomes and curriculum designations reproduced here for alignment purposes remain the property of KICD and are not covered by this license. Linked external resources (e.g. CK-12, Khan Academy, PhET) are subject to their own licenses.</w:t>
       </w:r>
     </w:p>
     <w:p>

--- a/data/outputs/v2/Biology/SS3.3_Animal_Gaseous_Exchange_and_Respiration/Biology_Animal_Gaseous_Exchange_and_Respiration_SummaryTable.docx
+++ b/data/outputs/v2/Biology/SS3.3_Animal_Gaseous_Exchange_and_Respiration/Biology_Animal_Gaseous_Exchange_and_Respiration_SummaryTable.docx
@@ -564,7 +564,7 @@
                 <w:sz w:val="18"/>
                 <w:szCs w:val="18"/>
               </w:rPr>
-              <w:t xml:space="preserve">Learners measured and recorded their own resting breathing rate and pulse rate, then repeated measurements immediately after vigorous exercise (e.g., jumping jacks or running on the spot). Class data were pooled on the board, revealing a consistent, measurable increase in both rates across all learners. Teacher should highlight that this is real, personal evidence — not a textbook claim.</w:t>
+              <w:t xml:space="preserve">Learners measured their own resting breathing rate and pulse rate, performed 2 minutes of step-up exercise, then measured both rates again immediately after. The class data table showed that breathing rate approximately doubled (e.g., 14 → 28 breaths/min) and pulse rate rose sharply (e.g., 72 → 120+ bpm) in every learner. Some learners also reported a burning sensation in their thigh muscles during or after the exercise.</w:t>
             </w:r>
           </w:p>
         </w:tc>
@@ -596,7 +596,7 @@
                 <w:sz w:val="18"/>
                 <w:szCs w:val="18"/>
               </w:rPr>
-              <w:t xml:space="preserve">Both breathing rate and pulse rate increase measurably and universally during vigorous physical exercise. This is not random variation — it is a reliable physiological response. The class data set becomes the anchoring phenomenon for the entire sub-strand: something in the exercising body demands more oxygen and produces more waste gases, driving both the lungs and heart to work harder.</w:t>
+              <w:t xml:space="preserve">Learners confirmed through their own body data that both breathing rate and pulse rate increase measurably and universally during vigorous physical exercise. They observed that the two systems — breathing and heartbeat — appear to respond together at the same time. They also noted that the burning sensation in leg muscles is a separate, puzzling observation that their current knowledge cannot yet explain.</w:t>
             </w:r>
           </w:p>
         </w:tc>
@@ -628,7 +628,7 @@
                 <w:sz w:val="18"/>
                 <w:szCs w:val="18"/>
               </w:rPr>
-              <w:t xml:space="preserve">The increase in breathing and heart rate during exercise is the body's response to increased ATP demand in muscle cells. As muscles contract repeatedly, they consume oxygen and glucose faster and produce more carbon dioxide. Elevated CO₂ in the blood is detected by chemoreceptors, which signal the respiratory and cardiovascular centres in the medulla oblongata to increase rate and depth of breathing and cardiac output. Teachers should note: learners do not yet need to know the full mechanism — this lesson is purely about establishing the phenomenon and generating curiosity questions for the Driving Question Board.</w:t>
+              <w:t xml:space="preserve">Learners generated their own first-draft explanations in small groups: muscles need more energy during exercise, oxygen is somehow needed for that energy, and the lungs and heart must be working together to supply it. These explanations are partial and incomplete — they do not yet account for how oxygen moves from the lungs to the muscles, what happens to oxygen inside cells, or why muscles burn even when oxygen is being breathed in. These gaps are now posted on the Driving Question Board and will be systematically answered across the unit.</w:t>
             </w:r>
           </w:p>
         </w:tc>
@@ -713,7 +713,7 @@
                 <w:sz w:val="18"/>
                 <w:szCs w:val="18"/>
               </w:rPr>
-              <w:t xml:space="preserve">Learners examined diagrams, microscope images, or models of different respiratory surfaces (fish gills, insect tracheae, frog skin, human alveoli) and identified visible structural features. They compared surface area, wall thickness, moisture, and blood supply across the examples. A useful pedagogical move is to ask learners to rank the surfaces by efficiency before revealing the four key criteria.</w:t>
+              <w:t xml:space="preserve">Learners examined diagrams and slides of four respiratory surfaces — earthworm skin, fish gill lamellae, insect tracheal tubes, and mammalian alveoli — and completed a comparison table recording surface area, wall thickness, moisture, and blood/fluid supply for each. They also observed limewater turning milky when exhaled air was blown through it.</w:t>
             </w:r>
           </w:p>
         </w:tc>
@@ -745,7 +745,7 @@
                 <w:sz w:val="18"/>
                 <w:szCs w:val="18"/>
               </w:rPr>
-              <w:t xml:space="preserve">All efficient respiratory surfaces share four structural features: (1) large surface area — to maximise the number of diffusion sites; (2) thin walls, one to a few cells thick — to minimise the diffusion distance for gases; (3) a moist surface — gases must dissolve before diffusing across the membrane; (4) a rich blood supply (or equivalent fluid transport) — to maintain steep concentration gradients by continuously removing oxygen and delivering carbon dioxide.</w:t>
+              <w:t xml:space="preserve">All efficient respiratory surfaces share four structural features: large surface area, thin walls (one to a few cells thick), a moist surface (to keep gases in solution for diffusion), and a rich blood or fluid supply (to maintain a concentration gradient). Mammalian alveoli have the most extensive surface area and the thinnest walls, making them highly adapted for the rapid, high-volume gas exchange needed during exercise. Carbon dioxide is a real, chemically detectable product that exits through the respiratory surface.</w:t>
             </w:r>
           </w:p>
         </w:tc>
@@ -777,7 +777,7 @@
                 <w:sz w:val="18"/>
                 <w:szCs w:val="18"/>
               </w:rPr>
-              <w:t xml:space="preserve">These four features are adaptations that maximise the rate of diffusion, governed by Fick's Law: rate of diffusion is directly proportional to surface area and concentration gradient, and inversely proportional to diffusion distance. Every respiratory surface studied in this sub-strand — including human alveoli — can be evaluated against these four criteria. Teachers should connect back to the driving question: during exercise, the steep concentration gradient needed for fast gas exchange is maintained because blood flow to the alveoli increases, pulling oxygen in and washing CO₂ away faster.</w:t>
+              <w:t xml:space="preserve">The structural features of the alveolus directly explain why the breathing rate can double during exercise and still supply enough oxygen: the enormous combined surface area of millions of alveoli maximises the number of gas molecules that can diffuse simultaneously, while the one-cell-thick moist wall minimises the distance gases must travel. This structural efficiency is the reason a human sprinting near Uhuru Park in Nairobi can sustain high muscle activity — the respiratory surface is built for exactly this demand.</w:t>
             </w:r>
           </w:p>
         </w:tc>
@@ -862,7 +862,7 @@
                 <w:sz w:val="18"/>
                 <w:szCs w:val="18"/>
               </w:rPr>
-              <w:t xml:space="preserve">Learners studied labelled diagrams and/or prepared slides of the human alveolus, fish gill lamellae, insect tracheal system, and frog skin. They completed a comparison table, matching each organism's respiratory surface to the four criteria from Lesson 2. Observation of the counter-current flow in fish gills (if covered) is particularly striking — teachers should allow learners time to trace the direction of water and blood flow.</w:t>
+              <w:t xml:space="preserve">Learners observed diagrams and/or specimens of three respiratory surfaces — human alveoli, tilapia gill lamellae (Lake Victoria context), and insect tracheoles — at structured observation stations. They measured estimated wall thicknesses, counted lamellae and capillaries, and traced the branching path of tracheoles to muscle cells.</w:t>
             </w:r>
           </w:p>
         </w:tc>
@@ -894,7 +894,7 @@
                 <w:sz w:val="18"/>
                 <w:szCs w:val="18"/>
               </w:rPr>
-              <w:t xml:space="preserve">All efficient respiratory surfaces exhibit the same four key structural adaptations: large surface area, thin walls for a short diffusion pathway, moist surfaces, and a rich blood or fluid supply. In humans, the ~300 million alveoli provide a total surface area of approximately 70 m² — roughly the size of half a doubles tennis court. Fish gills use counter-current flow to maintain a concentration gradient along the entire gill surface, extracting up to 80% of dissolved oxygen from water.</w:t>
+              <w:t xml:space="preserve">Learners learned that all efficient respiratory surfaces share four key structural adaptations: (1) large surface area, (2) thin walls for a short diffusion distance, (3) a moist surface so oxygen can dissolve before crossing, and (4) a rich blood supply to maintain a steep concentration gradient. These adaptations explain why the alveolus can double its oxygen-delivery rate within seconds when exercise begins.</w:t>
             </w:r>
           </w:p>
         </w:tc>
@@ -926,7 +926,7 @@
                 <w:sz w:val="18"/>
                 <w:szCs w:val="18"/>
               </w:rPr>
-              <w:t xml:space="preserve">Structure and function are directly linked: each adaptation of a respiratory surface can be explained by how it maximises one or more variables in Fick's Law. Teachers should prompt learners to apply this explicitly — e.g., 'Which adaptation reduces diffusion distance? Which adaptation maintains the concentration gradient?' Connecting to the driving question: when a Kenyan athlete like Faith Kipyegon sprints at high altitude in Eldoret, the reduced partial pressure of oxygen at altitude lowers the concentration gradient across her alveoli, making gas exchange less efficient — her body compensates over time by producing more red blood cells.</w:t>
+              <w:t xml:space="preserve">Learners explained how the four adaptations of the alveolus solve the problem of getting oxygen into the blood fast enough to meet the doubled demand during step-ups. They also explained why a tilapia's gill lamellae must have the same adaptations in an aquatic environment, and began to model the pathway: oxygen → alveolus → blood → (next question) → muscle cell.</w:t>
             </w:r>
           </w:p>
         </w:tc>
@@ -1011,7 +1011,7 @@
                 <w:sz w:val="18"/>
                 <w:szCs w:val="18"/>
               </w:rPr>
-              <w:t xml:space="preserve">Learners observed a bell-jar diaphragm model (or video demonstration) showing how the diaphragm's contraction increases thoracic volume and decreases pressure, drawing air inward. They traced pressure changes during inhalation and exhalation, then identified which muscles are active in each phase. A common misconception to address: air is not actively 'sucked in' — it flows down a pressure gradient.</w:t>
+              <w:t xml:space="preserve">Learners watched an ARES offline animation showing diaphragm and intercostal muscle movements, thoracic volume changes, and pressure gradients during inhalation and exhalation. Learners also constructed and manipulated an improvised bell-jar diaphragm model (plastic bottle, balloons, Y-straw) and directly observed inner balloons (lungs) inflate when the base balloon (diaphragm) was pulled downward.</w:t>
             </w:r>
           </w:p>
         </w:tc>
@@ -1043,7 +1043,7 @@
                 <w:sz w:val="18"/>
                 <w:szCs w:val="18"/>
               </w:rPr>
-              <w:t xml:space="preserve">Breathing is a mechanical, pressure-driven process. During inhalation: the diaphragm contracts and flattens, external intercostal muscles contract raising the ribcage up and out — thoracic volume increases, pressure drops below atmospheric, and air flows in. During exhalation (at rest): the diaphragm relaxes and domes upward, internal intercostal muscles (and abdominal muscles during forced exhalation) contract — thoracic volume decreases, pressure rises above atmospheric, and air flows out.</w:t>
+              <w:t xml:space="preserve">Learners learned that breathing is a mechanical, pressure-driven process: during inhalation, the diaphragm contracts and flattens while external intercostal muscles raise the rib cage, increasing thoracic volume and decreasing intrathoracic pressure below atmospheric pressure, causing air to flow in; during exhalation, these muscles relax, thoracic volume decreases, pressure rises, and air is expelled. Key vocabulary consolidated: tidal volume, inspiration, expiration, pleural cavity.</w:t>
             </w:r>
           </w:p>
         </w:tc>
@@ -1075,7 +1075,7 @@
                 <w:sz w:val="18"/>
                 <w:szCs w:val="18"/>
               </w:rPr>
-              <w:t xml:space="preserve">This is Boyle's Law applied to biology: pressure and volume are inversely related in a closed system. The lungs cannot move themselves — they are moved by the thoracic cavity. Teachers should use the Kenyan context of a Maasai warrior running long distances: deep, forceful breathing during a sprint recruits accessory muscles (sternocleidomastoid, scalenes) to achieve even greater thoracic expansion. Connecting to the driving question: the increased depth and rate of breathing during exercise directly increases the volume of fresh, oxygen-rich air reaching the alveoli per minute (minute ventilation = tidal volume × breathing rate).</w:t>
+              <w:t xml:space="preserve">Learners used the Claim–Evidence–Reasoning framework to explain that the doubled breathing rate observed after the step-up exercise is achieved by the diaphragm and intercostal muscles contracting more frequently and more forcefully, creating larger and more rapid pressure gradients so that more air — and therefore more oxygen — is moved to the lungs per minute. They connected the physical model behaviour to their own body data from the anchoring phenomenon.</w:t>
             </w:r>
           </w:p>
         </w:tc>
@@ -1160,7 +1160,7 @@
                 <w:sz w:val="18"/>
                 <w:szCs w:val="18"/>
               </w:rPr>
-              <w:t xml:space="preserve">Learners traced the pathway of one oxygen molecule from inhaled air through the alveolus wall, into a red blood cell, through the circulatory system, out into a muscle cell, and into a mitochondrion. They also traced the reverse journey of CO₂. Diagrams showing partial pressure gradients at the alveolus and at the tissue are central — learners should annotate these with arrows and partial pressure values (O₂: alveolar ~13.3 kPa, blood entering ~5.3 kPa; CO₂: blood entering ~6.1 kPa, alveolar ~5.3 kPa).</w:t>
+              <w:t xml:space="preserve">Learners examined class data showing that both breathing rate and heart rate rose sharply after 2 minutes of step-ups (e.g., pulse from 72 to over 120 bpm). They read evidence on the ARES platform describing how oxygen diffuses across alveolar walls into capillaries, binds to haemoglobin in red blood cells, is pumped by the heart through the circulatory system, and diffuses from muscle capillaries into muscle cells down a concentration gradient — while CO₂ travels the reverse route.</w:t>
             </w:r>
           </w:p>
         </w:tc>
@@ -1192,7 +1192,7 @@
                 <w:sz w:val="18"/>
                 <w:szCs w:val="18"/>
               </w:rPr>
-              <w:t xml:space="preserve">Oxygen does not travel directly from the lungs to the muscles — it is carried by haemoglobin in red blood cells through the circulatory system. At the alveolus (external respiration): O₂ diffuses from high partial pressure in the alveolar air into the blood; CO₂ diffuses from high partial pressure in the blood into the alveolar air. At the tissues (internal respiration / cellular exchange): O₂ diffuses from the blood into respiring cells; CO₂ diffuses from cells (where it is produced) into the blood.</w:t>
+              <w:t xml:space="preserve">Oxygen does not travel directly from the lungs to the muscles — it is carried by haemoglobin in red blood cells through the circulatory system. The heart acts as a pump that drives oxygenated blood from the lungs to every cell in the body. During exercise, the heart beats faster to increase the rate of oxygen delivery to muscle cells and the rate of carbon dioxide removal. Diffusion at both the alveolar surface and the muscle capillary surface is driven by concentration gradients: oxygen moves from high concentration to low, and carbon dioxide moves in the opposite direction.</w:t>
             </w:r>
           </w:p>
         </w:tc>
@@ -1224,7 +1224,7 @@
                 <w:sz w:val="18"/>
                 <w:szCs w:val="18"/>
               </w:rPr>
-              <w:t xml:space="preserve">Gas exchange at both sites is driven entirely by diffusion down partial pressure gradients — no energy is expended. The haemoglobin molecule loads O₂ at the alveolus (where pO₂ is high) and unloads it at the tissues (where pO₂ is low due to cellular respiration consuming it). Teachers should note: during exercise, muscle cells consume O₂ faster, so pO₂ in the tissues falls further, steepening the gradient and accelerating unloading. This directly answers the first half of the driving question: the body works harder during exercise because steeper gradients and higher blood flow are needed to meet the increased O₂ demand of contracting muscle cells.</w:t>
+              <w:t xml:space="preserve">The complete journey of one oxygen molecule — alveolus → capillary wall (diffusion) → haemoglobin in red blood cell → pulmonary vein → left side of heart → aorta → muscle capillary → muscle cell (diffusion) — explains why both breathing rate AND heart rate rose during the step-up activity. The lungs increase oxygen supply; the heart increases delivery speed. Together, these two systems ensure muscle cells receive enough oxygen to keep releasing energy during exercise. This closes the puzzle of the heart–lung connection first raised in Lesson 1.</w:t>
             </w:r>
           </w:p>
         </w:tc>
@@ -1309,7 +1309,7 @@
                 <w:sz w:val="18"/>
                 <w:szCs w:val="18"/>
               </w:rPr>
-              <w:t xml:space="preserve">Learners used the limewater CO₂ test on exhaled breath before and after exercise to confirm increased CO₂ production during exercise. They also observed (or were shown) the mitochondrial structure and connected it to the site of aerobic respiration. The Kenyan food context (ugali → maize starch → glucose) should be made explicit: glucose from the breakdown of ugali is the substrate entering cellular respiration.</w:t>
+              <w:t xml:space="preserve">Learners observed the word equation (glucose + oxygen → carbon dioxide + water + ATP) and the balanced chemical equation (C₆H₁₂O₆ + 6O₂ → 6CO₂ + 6H₂O + ATP) for aerobic respiration, framed through the context of a Rift Valley maize farmer fuelled by ugali. They observed a printed mitochondrion diagram and annotated the entry of reactants and exit of products.</w:t>
             </w:r>
           </w:p>
         </w:tc>
@@ -1341,7 +1341,7 @@
                 <w:sz w:val="18"/>
                 <w:szCs w:val="18"/>
               </w:rPr>
-              <w:t xml:space="preserve">Aerobic respiration occurs in the mitochondria of cells and uses glucose (from digested food such as ugali) and oxygen (delivered by the circulatory system) to release energy in the form of ATP. The overall word equation is: Glucose + Oxygen → Carbon Dioxide + Water + Energy (ATP). The balanced chemical equation is: C₆H₁₂O₆ + 6O₂ → 6CO₂ + 6H₂O + ATP. It is a continuous, multi-step process (glycolysis → Krebs cycle → oxidative phosphorylation) that releases energy in controlled, usable steps.</w:t>
+              <w:t xml:space="preserve">Learners learned that aerobic respiration occurs in the mitochondria of cells and uses glucose (from digested food such as ugali) and oxygen (delivered by the breathing and circulatory systems investigated in Lessons 1–5) to produce ATP (usable energy for muscle contraction), carbon dioxide, and water. The increased demand for ATP during exercise explains why both breathing rate and pulse rate rise — the body must deliver more oxygen and glucose to the mitochondria and remove more carbon dioxide.</w:t>
             </w:r>
           </w:p>
         </w:tc>
@@ -1373,7 +1373,7 @@
                 <w:sz w:val="18"/>
                 <w:szCs w:val="18"/>
               </w:rPr>
-              <w:t xml:space="preserve">Aerobic respiration is the primary reason the body needs a constant supply of oxygen: without it, the mitochondria cannot complete the electron transport chain and ATP production drops dramatically. The CO₂ produced is a direct metabolic waste product that must be expelled — this is why the limewater turned milkier faster after exercise. Teachers should connect this to the driving question: the harder the muscles work, the more glucose and oxygen they consume and the more CO₂ they produce — which is the direct chemical signal that drives increased breathing rate. The mitochondrion is therefore the central organelle of this entire sub-strand.</w:t>
+              <w:t xml:space="preserve">The lesson explained the core mechanism behind the anchoring phenomenon: when learners performed step-ups, their muscle cells needed more ATP to power contractions, so aerobic respiration in the mitochondria increased its rate, consuming more oxygen and glucose and producing more carbon dioxide — which is precisely why breathing rate doubled and pulse rate spiked. The equation now gives a molecular explanation for every whole-body change measured on Day 1.</w:t>
             </w:r>
           </w:p>
         </w:tc>
@@ -1458,7 +1458,7 @@
                 <w:sz w:val="18"/>
                 <w:szCs w:val="18"/>
               </w:rPr>
-              <w:t xml:space="preserve">Learners set up yeast + glucose + warm water in a bottle with a balloon over the neck and observed balloon inflation over 15–20 minutes, confirming CO₂ production without oxygen. They also related the burning sensation in leg muscles during intense sprinting (e.g., during the 100 m at a school athletics day in Nairobi) to lactic acid accumulation. The two contexts — yeast fermentation and animal anaerobic respiration — should be kept clearly separate.</w:t>
+              <w:t xml:space="preserve">Learners observed a balloon inflate over a bottle containing yeast, glucose, and warm water over 20 minutes, recording increasing balloon circumference at 5-minute intervals. They also observed a video clip of a Kenyan distance runner experiencing visible muscle fatigue at the finish line.</w:t>
             </w:r>
           </w:p>
         </w:tc>
@@ -1490,7 +1490,7 @@
                 <w:sz w:val="18"/>
                 <w:szCs w:val="18"/>
               </w:rPr>
-              <w:t xml:space="preserve">Anaerobic respiration in yeast (fermentation): Glucose → Ethanol + Carbon Dioxide + (small amount of ATP). Anaerobic respiration in animals (including humans): Glucose → Lactic Acid + (small amount of ATP). In both cases, far less ATP is produced than in aerobic respiration (net 2 ATP vs. ~36–38 ATP). In animal muscle cells, lactic acid accumulates during intense exercise when oxygen delivery cannot meet demand, causing muscle fatigue and the burning sensation. After exercise, extra oxygen (oxygen debt) is consumed to oxidise lactic acid back to glucose in the liver (Cori cycle).</w:t>
+              <w:t xml:space="preserve">Learners learned that anaerobic respiration in yeast produces ethanol and carbon dioxide (inflating the balloon) and that anaerobic respiration in animal muscle cells produces lactic acid. They learned that both pathways release energy without oxygen, but release far less ATP than aerobic respiration. They defined oxygen debt as the extra oxygen required after intense exercise to break down accumulated lactic acid back to CO₂ and water.</w:t>
             </w:r>
           </w:p>
         </w:tc>
@@ -1522,7 +1522,7 @@
                 <w:sz w:val="18"/>
                 <w:szCs w:val="18"/>
               </w:rPr>
-              <w:t xml:space="preserve">Anaerobic respiration is a short-term emergency mechanism — it allows muscles to keep contracting when the cardiovascular system cannot deliver oxygen fast enough. The oxygen debt (excess post-exercise oxygen consumption, EPOC) explains why breathing remains elevated even after exercise stops: the body is still working to clear lactic acid and replenish ATP and phosphocreatine stores. Teachers should connect this directly to the second half of the driving question: 'What happens inside cells when there is not enough oxygen?' — the answer is anaerobic respiration, lactic acid build-up, rapid fatigue, and the oxygen debt that follows.</w:t>
+              <w:t xml:space="preserve">Learners explained in writing why lactic acid builds up in leg muscles during intense step-up exercise — because oxygen supply to muscle cells is insufficient to sustain aerobic respiration alone, forcing cells to switch to the lactic acid pathway. They connected the balloon evidence (CO₂ production without oxygen) to the broader principle of anaerobic energy release, resolving the 'burning legs' mystery that has been on the Driving Question Board since Lesson 1.</w:t>
             </w:r>
           </w:p>
         </w:tc>
@@ -1607,7 +1607,7 @@
                 <w:sz w:val="18"/>
                 <w:szCs w:val="18"/>
               </w:rPr>
-              <w:t xml:space="preserve">Learners calculated RQ values from given or measured volumes of CO₂ produced and O₂ consumed for different fuel types. They compared theoretical RQ values: carbohydrate (RQ = 1.0), fat (RQ ≈ 0.7), protein (RQ ≈ 0.9). Kenyan food examples make the context concrete: maize starch from ugali (carbohydrate), fat from nyama choma (fat), beans/githeri (protein). A data-analysis exercise using a respirometer or provided data sets reinforces the calculation.</w:t>
+              <w:t xml:space="preserve">During the step-up exercise at the start of our unit, we observed that breathing rate and pulse rate both doubled — and some learners felt a burning sensation in their leg muscles even while breathing hard.</w:t>
             </w:r>
           </w:p>
         </w:tc>
@@ -1639,7 +1639,7 @@
                 <w:sz w:val="18"/>
                 <w:szCs w:val="18"/>
               </w:rPr>
-              <w:t xml:space="preserve">The Respiratory Quotient (RQ) = Volume of CO₂ produced ÷ Volume of O₂ consumed. RQ values indicate which fuel substrate is being oxidised: RQ = 1.0 → carbohydrate; RQ ≈ 0.7 → fat; RQ ≈ 0.9 → protein. A mixed diet produces an RQ of approximately 0.85. Fats require proportionally more oxygen to oxidise (more C–H bonds), hence lower RQ. During intense exercise, RQ rises toward 1.0 as the body preferentially burns glucose for fast ATP production. An RQ above 1.0 indicates anaerobic respiration is occurring (excess CO₂ from buffering lactic acid).</w:t>
+              <w:t xml:space="preserve">Today we learned that the body can burn different fuels — maize starch (carbohydrate) from ugali, fat from nyama choma, and protein from githeri — and each fuel produces a different ratio of CO₂ to O₂, measured as the Respiratory Quotient (RQ). Carbohydrate gives RQ = 1.0, fat gives RQ ≈ 0.7, and protein gives RQ ≈ 0.9. During prolonged exercise, the body shifts from burning carbohydrate to burning fat, which requires MORE oxygen — explaining why the lungs and heart must work even harder.</w:t>
             </w:r>
           </w:p>
         </w:tc>
@@ -1671,7 +1671,7 @@
                 <w:sz w:val="18"/>
                 <w:szCs w:val="18"/>
               </w:rPr>
-              <w:t xml:space="preserve">RQ is a practical diagnostic tool: sports scientists and nutritionists use it to determine an athlete's metabolic state and fuel use. Teachers should note that RQ above 1.0 is a detectable signal of anaerobic respiration onset — connecting back to Lesson 7. The Kenyan farming context is useful here: a subsistence farmer in the Rift Valley who eats primarily ugali (carbohydrate) will have an RQ close to 1.0 during moderate work, while a diet rich in nyama choma (fat) would yield a lower resting RQ. This lesson also reinforces the mathematical, data-analysis dimension of the NGSS practice of 'Analysing and Interpreting Data.'</w:t>
+              <w:t xml:space="preserve">The burning sensation in leg muscles during the step-up exercise is connected to a shift in fuel source: as exercise continues, muscles switch toward fat (lower RQ), demanding more oxygen per unit of energy. This is why breathing rate and heart rate rise so sharply — the body is responding not just to increased energy demand, but to a change in the type of fuel being burned inside the muscle cells.</w:t>
             </w:r>
           </w:p>
         </w:tc>
@@ -1756,7 +1756,7 @@
                 <w:sz w:val="18"/>
                 <w:szCs w:val="18"/>
               </w:rPr>
-              <w:t xml:space="preserve">Learners used a simple respirometer (or yeast + glucose + coloured water manometer setup) to measure CO₂/O₂ consumption at different temperatures (e.g., 10 °C, 25 °C, 37 °C, 45 °C). They plotted results and identified the optimum temperature. The enzyme-temperature relationship and enzyme denaturation above the optimum should be explicitly observed in the data — rate increases then drops sharply. Results should be shared and class averages calculated to reduce experimental error.</w:t>
+              <w:t xml:space="preserve">Yeast–sugar suspension in water baths at 10 °C, 25 °C, 37 °C, and 50 °C produced different rates of CO₂ bubbles per minute. The highest bubble rate was recorded at 37 °C; the rate at 50 °C was lower than at 37 °C, and the rate at 10 °C was the lowest of all.</w:t>
             </w:r>
           </w:p>
         </w:tc>
@@ -1788,7 +1788,7 @@
                 <w:sz w:val="18"/>
                 <w:szCs w:val="18"/>
               </w:rPr>
-              <w:t xml:space="preserve">The rate of cellular respiration is controlled by enzymes. Enzyme activity (and therefore respiration rate) increases with temperature up to an optimum of approximately 37 °C for human enzymes (yeast optimum is slightly lower, ~30–35 °C). Above the optimum, enzymes denature — the active site changes shape, substrate cannot bind, and respiration rate falls sharply. Below the optimum, kinetic energy is insufficient for frequent enzyme–substrate collisions, so rate is low. This is the same principle as any enzyme-controlled reaction studied in biochemistry.</w:t>
+              <w:t xml:space="preserve">The rate of cellular respiration is controlled by enzymes. Enzymes work faster as temperature rises — up to an optimum of approximately 37 °C for yeast and human cells. Above the optimum, the enzyme's shape is permanently altered (denaturation) and the reaction rate drops sharply. Cellular respiration also releases heat as a by-product, which is why body temperature rises during exercise.</w:t>
             </w:r>
           </w:p>
         </w:tc>
@@ -1820,7 +1820,7 @@
                 <w:sz w:val="18"/>
                 <w:szCs w:val="18"/>
               </w:rPr>
-              <w:t xml:space="preserve">Temperature is one of three major factors affecting respiration rate covered in Lessons 9–10. The enzyme-denaturation story is crucial: it explains why fever (high body temperature) is dangerous — it risks denaturing respiratory enzymes in cells. It also explains why cold-blooded animals (e.g., the Nile monitor lizard at Lake Victoria) become sluggish in cool water — their cellular respiration slows. Teachers should connect to the driving question: during intense exercise, muscle temperature rises, initially increasing enzyme efficiency and respiration rate — but if core temperature rises too high (heat stroke), enzyme denaturation becomes a life-threatening risk.</w:t>
+              <w:t xml:space="preserve">After the step-ups in Lesson 1, learners felt their muscles burn and their skin become warm. We can now explain this: the enzymes driving cellular respiration in muscle cells released metabolic heat as respiration rates surged to meet energy demand. The body must maintain temperature close to 37 °C — the optimum for its enzymes — which is why sweating and increased blood flow to the skin begin during vigorous exercise in the Kenyan heat.</w:t>
             </w:r>
           </w:p>
         </w:tc>
@@ -1905,7 +1905,7 @@
                 <w:sz w:val="18"/>
                 <w:szCs w:val="18"/>
               </w:rPr>
-              <w:t xml:space="preserve">Learners examined data sets or conducted brief experiments showing the effect of substrate concentration (glucose concentration) and oxygen availability on respiration rate in yeast or germinating seeds. They also reviewed evidence linking efficient gaseous exchange to survival and athletic performance — e.g., comparing oxygen consumption data for a resting person vs. a Kenyan marathon runner vs. a patient with pneumonia.</w:t>
+              <w:t xml:space="preserve">Learners analysed two graphs: (1) glucose concentration vs. CO₂ output in yeast, showing respiration rate rises then plateaus; (2) aerobic respiration rate in Kenyan runners tested at Nairobi, Eldoret, and a high-altitude Mt. Kenya training camp, showing rate decreases with altitude despite identical workload. Learners also annotated a text box on surface area and gaseous exchange, connecting alveolar surface area (~70 m²) to diffusion rate via Fick's Law.</w:t>
             </w:r>
           </w:p>
         </w:tc>
@@ -1937,7 +1937,7 @@
                 <w:sz w:val="18"/>
                 <w:szCs w:val="18"/>
               </w:rPr>
-              <w:t xml:space="preserve">Three additional factors affect the rate of cellular respiration: (1) Substrate concentration — increasing glucose increases respiration rate up to the point where enzymes are saturated; (2) Oxygen availability — higher O₂ concentration increases aerobic respiration rate; in low O₂, cells switch to anaerobic respiration (less efficient); (3) The importance of gaseous exchange — efficient lung function, rich blood supply, and healthy respiratory surfaces are essential for delivering sufficient O₂ and removing CO₂. Diseases that damage respiratory surfaces (e.g., pneumonia, tuberculosis — TB is still prevalent in parts of Kenya) reduce gas exchange efficiency and limit aerobic respiration.</w:t>
+              <w:t xml:space="preserve">Three additional factors affect the rate of cellular respiration: (1) Substrate concentration — increasing glucose increases respiration rate up to the point of enzyme saturation, after which rate plateaus; (2) Oxygen availability — reduced O₂ (e.g., at high altitude in the Rift Valley highlands) slows aerobic respiration, forcing cells into anaerobic respiration and producing lactic acid — the source of the burning sensation felt during step-ups in Lesson 1; (3) Surface area of the respiratory membrane — a larger surface area (obeying Fick's Law) allows greater O₂ diffusion per unit time, raising the ceiling on aerobic respiration rate. Respiration is important for: movement (e.g., Kipchoge's marathon performance), growth, active transport (e.g., glucose absorption from githeri), heat regulation (e.g., working in cold Kericho highlands), and reproduction.</w:t>
             </w:r>
           </w:p>
         </w:tc>
@@ -1969,7 +1969,7 @@
                 <w:sz w:val="18"/>
                 <w:szCs w:val="18"/>
               </w:rPr>
-              <w:t xml:space="preserve">This lesson consolidates the link between the macroscopic (breathing, circulation) and microscopic (cellular respiration, enzyme kinetics) levels. Teachers should emphasise that all the factors affecting respiration rate ultimately work through enzyme kinetics — more substrate means more collisions, more O₂ means the electron transport chain can run fully, etc. The public health connection is powerful: TB destroys alveolar tissue, reducing surface area and increasing diffusion distance — both reducing gas exchange efficiency. Connecting to the driving question: a person with TB cannot meet the O₂ demands of vigorous exercise because their respiratory surfaces are compromised, forcing earlier onset of anaerobic respiration.</w:t>
+              <w:t xml:space="preserve">The doubled breathing rate and pulse rate observed after step-ups in Lesson 1 reflect the body's urgent attempt to increase oxygen delivery to muscle cells so they can maintain aerobic respiration at the rate demanded by exercise. When oxygen delivery cannot keep pace — as it cannot at high altitude or during very intense exercise — cells switch to anaerobic respiration, producing lactic acid and causing the burning sensation many learners felt. The efficiency of this entire system depends on substrate availability, oxygen availability, and the surface area of the respiratory membranes — all three factors that were investigated in this lesson.</w:t>
             </w:r>
           </w:p>
         </w:tc>
@@ -2022,7 +2022,7 @@
                 <w:sz w:val="18"/>
                 <w:szCs w:val="18"/>
               </w:rPr>
-              <w:t xml:space="preserve">Lesson 11</w:t>
+              <w:t xml:space="preserve">Model Building and Driving Question Board Consolidation</w:t>
             </w:r>
           </w:p>
         </w:tc>
@@ -2054,7 +2054,7 @@
                 <w:sz w:val="18"/>
                 <w:szCs w:val="18"/>
               </w:rPr>
-              <w:t xml:space="preserve">Lesson 11 content was not provided in the source materials. Teachers should use this lesson to consolidate Lessons 6–10 through a structured review activity — for example, learners reconstruct the complete pathway from breathing in air at the alveolus to ATP production in the mitochondrion, annotating each step with the relevant factor that could limit it. A peer-teaching or gallery walk format is recommended.</w:t>
+              <w:t xml:space="preserve">Learners observed an incomplete exemplar cumulative model and identified missing components including the anaerobic lactic acid pathway, comparative respiratory surfaces panel, breathing mechanics pressure labels, haemoglobin as the oxygen carrier, and factors affecting respiration rate. Learners also observed their own model improve in response to specific peer feedback written using an explicit checklist.</w:t>
             </w:r>
           </w:p>
         </w:tc>
@@ -2086,7 +2086,7 @@
                 <w:sz w:val="18"/>
                 <w:szCs w:val="18"/>
               </w:rPr>
-              <w:t xml:space="preserve">Consolidation lesson: learners should be able to state the word and chemical equations for both aerobic and anaerobic respiration, define and calculate RQ, list and explain all factors affecting respiration rate (temperature, substrate concentration, oxygen availability), and describe the consequences of insufficient gaseous exchange. This lesson serves as a formative checkpoint before the summative review in Lesson 12.</w:t>
+              <w:t xml:space="preserve">Learners synthesised knowledge from all ten prior lessons into a single, five-zone annotated cumulative model covering comparative respiratory surfaces, human breathing mechanics, the full gas exchange and transport pathway, aerobic and anaerobic respiration equations with RQ, and factors affecting respiration rate. Learners confirmed that every question on the Driving Question Board — all originally triggered by the Lesson 1 step-up phenomenon — can now be answered with biological evidence.</w:t>
             </w:r>
           </w:p>
         </w:tc>
@@ -2118,7 +2118,7 @@
                 <w:sz w:val="18"/>
                 <w:szCs w:val="18"/>
               </w:rPr>
-              <w:t xml:space="preserve">Teachers should use this lesson diagnostically — identify and address remaining misconceptions before Lesson 12. Common misconceptions to probe: (1) Confusing breathing (ventilation) with cellular respiration; (2) Thinking anaerobic respiration produces no ATP; (3) Believing RQ is always fixed regardless of diet or exercise intensity. Each misconception should be addressed explicitly. Connect back to the driving question: by the end of this lesson, learners should be able to give a partial but substantive answer — they understand what happens at the cellular level; Lesson 12 integrates the full explanatory chain.</w:t>
+              <w:t xml:space="preserve">Learners explained in a written model caption how the doubling of breathing rate and pulse rate during step-ups results from the integrated action of alveolar gas exchange, haemoglobin-mediated oxygen transport, aerobic cellular respiration in muscle mitochondria, and — when oxygen supply is insufficient — the anaerobic production of lactic acid that causes the burning sensation felt in Lesson 1. This explanation directly advances the driving question by demonstrating that the body works harder to supply oxygen because mitochondria consuming glucose in aerobic respiration continuously deplete local oxygen, and that when even doubled breathing cannot meet demand, anaerobic respiration fills the energy gap at the cost of lactic acid accumulation.</w:t>
             </w:r>
           </w:p>
         </w:tc>
@@ -2203,7 +2203,7 @@
                 <w:sz w:val="18"/>
                 <w:szCs w:val="18"/>
               </w:rPr>
-              <w:t xml:space="preserve">Learners revisited the original class data from Lesson 1 (breathing rate and pulse rate before and after exercise) and were asked to now explain every observation using the knowledge built across all 11 preceding lessons. They also applied their understanding to a novel transfer scenario — e.g., explaining why a footballer playing at high altitude in Eldoret tires faster, or why a patient recovering from pneumonia cannot climb stairs without becoming breathless. DQB questions from throughout the unit were reviewed and answered.</w:t>
+              <w:t xml:space="preserve">Learners revisited their own Lesson 1 resting and post-exercise breathing rate and pulse rate data, and compared their initial naive model of exercise physiology with their final integrated model built across 12 lessons.</w:t>
             </w:r>
           </w:p>
         </w:tc>
@@ -2235,7 +2235,7 @@
                 <w:sz w:val="18"/>
                 <w:szCs w:val="18"/>
               </w:rPr>
-              <w:t xml:space="preserve">Learners integrated the complete explanatory chain: increased muscle ATP demand during exercise → increased rate of aerobic cellular respiration in mitochondria → increased O₂ consumption and CO₂ production → rising blood CO₂ detected by chemoreceptors → signals to increase breathing rate and depth (greater ventilation) and heart rate (greater blood delivery) → steeper partial pressure gradients accelerate alveolar and cellular gas exchange → if O₂ still insufficient, anaerobic respiration begins → lactic acid accumulates → muscle fatigue → post-exercise oxygen debt is repaid by continued elevated breathing. RQ rises toward and above 1.0 during intense exercise.</w:t>
+              <w:t xml:space="preserve">Learners integrated the complete explanatory chain: muscle ATP demand → aerobic cellular respiration → CO₂ build-up → increased breathing rate and depth → alveolar gas exchange → haemoglobin transport → aerobic/anaerobic pathways in muscle cells → lactic acid accumulation → oxygen debt. They applied this framework to the novel scenario of Akinyi swimming the Winam Gulf of Lake Victoria.</w:t>
             </w:r>
           </w:p>
         </w:tc>
@@ -2267,7 +2267,7 @@
                 <w:sz w:val="18"/>
                 <w:szCs w:val="18"/>
               </w:rPr>
-              <w:t xml:space="preserve">This lesson is the capstone of the sub-strand. Every concept — respiratory surface adaptations, ventilation mechanics, gas exchange by diffusion, aerobic and anaerobic respiration, RQ, factors affecting respiration rate — converges here to answer the driving question completely and precisely. Teachers should insist that learners articulate the full causal chain, not just isolated facts. The transfer tasks are essential: competency is demonstrated when learners can apply the explanatory framework to a new scenario (altitude, disease, different sports) rather than simply recalling facts. Celebrate the return to the Lesson 1 phenomenon — the class's own body data — as the most powerful pedagogical close to the unit.</w:t>
+              <w:t xml:space="preserve">Learners can now fully explain the anchoring phenomenon: why breathing rate doubles during exercise (increased CO₂ and decreased O₂ in blood stimulate faster, deeper breathing to meet muscle cell demand), why the heart beats faster simultaneously (to pump oxygenated blood more rapidly to working muscles), and why legs burn even during hard breathing (when oxygen delivery cannot meet demand, muscle cells switch to anaerobic respiration producing lactic acid, which is acidic and causes the burning sensation). They can also explain why heavy breathing continues after exercise stops — to repay the oxygen debt by oxidising accumulated lactic acid.</w:t>
             </w:r>
           </w:p>
         </w:tc>
@@ -2391,7 +2391,7 @@
         </w:rPr>
         <w:t xml:space="preserve">© 2026 SeaVuria and ARES. This work is licensed under a </w:t>
       </w:r>
-      <w:hyperlink w:history="1" r:id="rIdjtz55jvkx6sqg0gkcrz-x">
+      <w:hyperlink w:history="1" r:id="rId4smqp2rceibb57eqdix6k">
         <w:r>
           <w:rPr>
             <w:rFonts w:ascii="Arial" w:cs="Arial" w:eastAsia="Arial" w:hAnsi="Arial"/>
@@ -2411,7 +2411,7 @@
         </w:rPr>
         <w:t xml:space="preserve"> (</w:t>
       </w:r>
-      <w:hyperlink w:history="1" r:id="rIdrvavseldl9rft-fl_ay_b">
+      <w:hyperlink w:history="1" r:id="rIdcxkkrskmtqakltnm-nazk">
         <w:r>
           <w:rPr>
             <w:rFonts w:ascii="Arial" w:cs="Arial" w:eastAsia="Arial" w:hAnsi="Arial"/>
@@ -2431,7 +2431,7 @@
         </w:rPr>
         <w:t xml:space="preserve">). To view a copy of this license, visit </w:t>
       </w:r>
-      <w:hyperlink w:history="1" r:id="rId7vsq_rvnzoa8bknw5nr86">
+      <w:hyperlink w:history="1" r:id="rIdz6ysjtce-yf6boks_jpwy">
         <w:r>
           <w:rPr>
             <w:rFonts w:ascii="Arial" w:cs="Arial" w:eastAsia="Arial" w:hAnsi="Arial"/>

--- a/data/outputs/v2/Biology/SS3.3_Animal_Gaseous_Exchange_and_Respiration/Biology_Animal_Gaseous_Exchange_and_Respiration_SummaryTable.docx
+++ b/data/outputs/v2/Biology/SS3.3_Animal_Gaseous_Exchange_and_Respiration/Biology_Animal_Gaseous_Exchange_and_Respiration_SummaryTable.docx
@@ -1607,7 +1607,7 @@
                 <w:sz w:val="18"/>
                 <w:szCs w:val="18"/>
               </w:rPr>
-              <w:t xml:space="preserve">During the step-up exercise at the start of our unit, we observed that breathing rate and pulse rate both doubled — and some learners felt a burning sensation in their leg muscles even while breathing hard.</w:t>
+              <w:t xml:space="preserve">During the step-up exercise at the start of our unit, we observed that breathing rate doubled and pulse rate rose sharply — and some learners felt a burning sensation in their leg muscles even while breathing hard.</w:t>
             </w:r>
           </w:p>
         </w:tc>
@@ -1969,7 +1969,7 @@
                 <w:sz w:val="18"/>
                 <w:szCs w:val="18"/>
               </w:rPr>
-              <w:t xml:space="preserve">The doubled breathing rate and pulse rate observed after step-ups in Lesson 1 reflect the body's urgent attempt to increase oxygen delivery to muscle cells so they can maintain aerobic respiration at the rate demanded by exercise. When oxygen delivery cannot keep pace — as it cannot at high altitude or during very intense exercise — cells switch to anaerobic respiration, producing lactic acid and causing the burning sensation many learners felt. The efficiency of this entire system depends on substrate availability, oxygen availability, and the surface area of the respiratory membranes — all three factors that were investigated in this lesson.</w:t>
+              <w:t xml:space="preserve">The doubled breathing rate and sharply raised pulse rate observed after step-ups in Lesson 1 reflect the body's urgent attempt to increase oxygen delivery to muscle cells so they can maintain aerobic respiration at the rate demanded by exercise. When oxygen delivery cannot keep pace — as it cannot at high altitude or during very intense exercise — cells switch to anaerobic respiration, producing lactic acid and causing the burning sensation many learners felt. The efficiency of this entire system depends on substrate availability, oxygen availability, and the surface area of the respiratory membranes — all three factors that were investigated in this lesson.</w:t>
             </w:r>
           </w:p>
         </w:tc>
@@ -2118,7 +2118,7 @@
                 <w:sz w:val="18"/>
                 <w:szCs w:val="18"/>
               </w:rPr>
-              <w:t xml:space="preserve">Learners explained in a written model caption how the doubling of breathing rate and pulse rate during step-ups results from the integrated action of alveolar gas exchange, haemoglobin-mediated oxygen transport, aerobic cellular respiration in muscle mitochondria, and — when oxygen supply is insufficient — the anaerobic production of lactic acid that causes the burning sensation felt in Lesson 1. This explanation directly advances the driving question by demonstrating that the body works harder to supply oxygen because mitochondria consuming glucose in aerobic respiration continuously deplete local oxygen, and that when even doubled breathing cannot meet demand, anaerobic respiration fills the energy gap at the cost of lactic acid accumulation.</w:t>
+              <w:t xml:space="preserve">Learners explained in a written model caption how the doubling of breathing rate and sharp rise in pulse rate during step-ups results from the integrated action of alveolar gas exchange, haemoglobin-mediated oxygen transport, aerobic cellular respiration in muscle mitochondria, and — when oxygen supply is insufficient — the anaerobic production of lactic acid that causes the burning sensation felt in Lesson 1. This explanation directly advances the driving question by demonstrating that the body works harder to supply oxygen because mitochondria consuming glucose in aerobic respiration continuously deplete local oxygen, and that when even doubled breathing cannot meet demand, anaerobic respiration fills the energy gap at the cost of lactic acid accumulation.</w:t>
             </w:r>
           </w:p>
         </w:tc>
@@ -2391,7 +2391,7 @@
         </w:rPr>
         <w:t xml:space="preserve">© 2026 SeaVuria and ARES. This work is licensed under a </w:t>
       </w:r>
-      <w:hyperlink w:history="1" r:id="rId4smqp2rceibb57eqdix6k">
+      <w:hyperlink w:history="1" r:id="rIdycmxlneo-omdb91gec3wd">
         <w:r>
           <w:rPr>
             <w:rFonts w:ascii="Arial" w:cs="Arial" w:eastAsia="Arial" w:hAnsi="Arial"/>
@@ -2411,7 +2411,7 @@
         </w:rPr>
         <w:t xml:space="preserve"> (</w:t>
       </w:r>
-      <w:hyperlink w:history="1" r:id="rIdcxkkrskmtqakltnm-nazk">
+      <w:hyperlink w:history="1" r:id="rIda3xf5dt9o2tp0ax9tsumg">
         <w:r>
           <w:rPr>
             <w:rFonts w:ascii="Arial" w:cs="Arial" w:eastAsia="Arial" w:hAnsi="Arial"/>
@@ -2431,7 +2431,7 @@
         </w:rPr>
         <w:t xml:space="preserve">). To view a copy of this license, visit </w:t>
       </w:r>
-      <w:hyperlink w:history="1" r:id="rIdz6ysjtce-yf6boks_jpwy">
+      <w:hyperlink w:history="1" r:id="rId6tn6zeigawcjlhwlu0lpe">
         <w:r>
           <w:rPr>
             <w:rFonts w:ascii="Arial" w:cs="Arial" w:eastAsia="Arial" w:hAnsi="Arial"/>

--- a/data/outputs/v2/Biology/SS3.3_Animal_Gaseous_Exchange_and_Respiration/Biology_Animal_Gaseous_Exchange_and_Respiration_SummaryTable.docx
+++ b/data/outputs/v2/Biology/SS3.3_Animal_Gaseous_Exchange_and_Respiration/Biology_Animal_Gaseous_Exchange_and_Respiration_SummaryTable.docx
@@ -2391,7 +2391,7 @@
         </w:rPr>
         <w:t xml:space="preserve">© 2026 SeaVuria and ARES. This work is licensed under a </w:t>
       </w:r>
-      <w:hyperlink w:history="1" r:id="rIdycmxlneo-omdb91gec3wd">
+      <w:hyperlink w:history="1" r:id="rIdpl2q6smg3a2mfr0jrsige">
         <w:r>
           <w:rPr>
             <w:rFonts w:ascii="Arial" w:cs="Arial" w:eastAsia="Arial" w:hAnsi="Arial"/>
@@ -2411,7 +2411,7 @@
         </w:rPr>
         <w:t xml:space="preserve"> (</w:t>
       </w:r>
-      <w:hyperlink w:history="1" r:id="rIda3xf5dt9o2tp0ax9tsumg">
+      <w:hyperlink w:history="1" r:id="rIdybqbxsdko3peswfjzlbmi">
         <w:r>
           <w:rPr>
             <w:rFonts w:ascii="Arial" w:cs="Arial" w:eastAsia="Arial" w:hAnsi="Arial"/>
@@ -2431,7 +2431,7 @@
         </w:rPr>
         <w:t xml:space="preserve">). To view a copy of this license, visit </w:t>
       </w:r>
-      <w:hyperlink w:history="1" r:id="rId6tn6zeigawcjlhwlu0lpe">
+      <w:hyperlink w:history="1" r:id="rIdrhhtnrh3en_y1lnw7sbvo">
         <w:r>
           <w:rPr>
             <w:rFonts w:ascii="Arial" w:cs="Arial" w:eastAsia="Arial" w:hAnsi="Arial"/>

--- a/data/outputs/v2/Biology/SS3.3_Animal_Gaseous_Exchange_and_Respiration/Biology_Animal_Gaseous_Exchange_and_Respiration_SummaryTable.docx
+++ b/data/outputs/v2/Biology/SS3.3_Animal_Gaseous_Exchange_and_Respiration/Biology_Animal_Gaseous_Exchange_and_Respiration_SummaryTable.docx
@@ -1671,7 +1671,7 @@
                 <w:sz w:val="18"/>
                 <w:szCs w:val="18"/>
               </w:rPr>
-              <w:t xml:space="preserve">The burning sensation in leg muscles during the step-up exercise is connected to a shift in fuel source: as exercise continues, muscles switch toward fat (lower RQ), demanding more oxygen per unit of energy. This is why breathing rate and heart rate rise so sharply — the body is responding not just to increased energy demand, but to a change in the type of fuel being burned inside the muscle cells.</w:t>
+              <w:t xml:space="preserve">The burning sensation in leg muscles during the short step-up exercise comes from lactic acid made by anaerobic respiration (Lesson 7), not from a change of fuel. During prolonged exercise, however, muscles switch toward fat (lower RQ), demanding more oxygen per unit of energy. This is one reason breathing rate and heart rate stay high in long exercise — the body is responding not just to increased energy demand, but also to a change in the type of fuel being burned inside the muscle cells.</w:t>
             </w:r>
           </w:p>
         </w:tc>
@@ -1820,7 +1820,7 @@
                 <w:sz w:val="18"/>
                 <w:szCs w:val="18"/>
               </w:rPr>
-              <w:t xml:space="preserve">After the step-ups in Lesson 1, learners felt their muscles burn and their skin become warm. We can now explain this: the enzymes driving cellular respiration in muscle cells released metabolic heat as respiration rates surged to meet energy demand. The body must maintain temperature close to 37 °C — the optimum for its enzymes — which is why sweating and increased blood flow to the skin begin during vigorous exercise in the Kenyan heat.</w:t>
+              <w:t xml:space="preserve">After the step-ups in Lesson 1, learners felt their skin become warm (the burning in their muscles was explained in Lesson 7 by lactic acid). We can now explain the warmth: the enzymes driving cellular respiration in muscle cells released metabolic heat as respiration rates surged to meet energy demand. The body must maintain temperature close to 37 °C — the optimum for its enzymes — which is why sweating and increased blood flow to the skin begin during vigorous exercise in the Kenyan heat.</w:t>
             </w:r>
           </w:p>
         </w:tc>
@@ -2391,7 +2391,7 @@
         </w:rPr>
         <w:t xml:space="preserve">© 2026 SeaVuria and ARES. This work is licensed under a </w:t>
       </w:r>
-      <w:hyperlink w:history="1" r:id="rIdpl2q6smg3a2mfr0jrsige">
+      <w:hyperlink w:history="1" r:id="rIdr5ozldhepcy9w-bjhdkho">
         <w:r>
           <w:rPr>
             <w:rFonts w:ascii="Arial" w:cs="Arial" w:eastAsia="Arial" w:hAnsi="Arial"/>
@@ -2411,7 +2411,7 @@
         </w:rPr>
         <w:t xml:space="preserve"> (</w:t>
       </w:r>
-      <w:hyperlink w:history="1" r:id="rIdybqbxsdko3peswfjzlbmi">
+      <w:hyperlink w:history="1" r:id="rIdoxhliwtnldgnuao89x1fg">
         <w:r>
           <w:rPr>
             <w:rFonts w:ascii="Arial" w:cs="Arial" w:eastAsia="Arial" w:hAnsi="Arial"/>
@@ -2431,7 +2431,7 @@
         </w:rPr>
         <w:t xml:space="preserve">). To view a copy of this license, visit </w:t>
       </w:r>
-      <w:hyperlink w:history="1" r:id="rIdrhhtnrh3en_y1lnw7sbvo">
+      <w:hyperlink w:history="1" r:id="rIdkoumn5yofaec9qnvf6sy-">
         <w:r>
           <w:rPr>
             <w:rFonts w:ascii="Arial" w:cs="Arial" w:eastAsia="Arial" w:hAnsi="Arial"/>

--- a/data/outputs/v2/Biology/SS3.3_Animal_Gaseous_Exchange_and_Respiration/Biology_Animal_Gaseous_Exchange_and_Respiration_SummaryTable.docx
+++ b/data/outputs/v2/Biology/SS3.3_Animal_Gaseous_Exchange_and_Respiration/Biology_Animal_Gaseous_Exchange_and_Respiration_SummaryTable.docx
@@ -2391,7 +2391,7 @@
         </w:rPr>
         <w:t xml:space="preserve">© 2026 SeaVuria and ARES. This work is licensed under a </w:t>
       </w:r>
-      <w:hyperlink w:history="1" r:id="rIdr5ozldhepcy9w-bjhdkho">
+      <w:hyperlink w:history="1" r:id="rId2arzzhxbva_q7aowwu0mn">
         <w:r>
           <w:rPr>
             <w:rFonts w:ascii="Arial" w:cs="Arial" w:eastAsia="Arial" w:hAnsi="Arial"/>
@@ -2411,7 +2411,7 @@
         </w:rPr>
         <w:t xml:space="preserve"> (</w:t>
       </w:r>
-      <w:hyperlink w:history="1" r:id="rIdoxhliwtnldgnuao89x1fg">
+      <w:hyperlink w:history="1" r:id="rIdhoxhp4zztcurus8oez283">
         <w:r>
           <w:rPr>
             <w:rFonts w:ascii="Arial" w:cs="Arial" w:eastAsia="Arial" w:hAnsi="Arial"/>
@@ -2431,7 +2431,7 @@
         </w:rPr>
         <w:t xml:space="preserve">). To view a copy of this license, visit </w:t>
       </w:r>
-      <w:hyperlink w:history="1" r:id="rIdkoumn5yofaec9qnvf6sy-">
+      <w:hyperlink w:history="1" r:id="rIdh-iwqjtufzi1sbusdkqzw">
         <w:r>
           <w:rPr>
             <w:rFonts w:ascii="Arial" w:cs="Arial" w:eastAsia="Arial" w:hAnsi="Arial"/>

--- a/data/outputs/v2/Biology/SS3.3_Animal_Gaseous_Exchange_and_Respiration/Biology_Animal_Gaseous_Exchange_and_Respiration_SummaryTable.docx
+++ b/data/outputs/v2/Biology/SS3.3_Animal_Gaseous_Exchange_and_Respiration/Biology_Animal_Gaseous_Exchange_and_Respiration_SummaryTable.docx
@@ -4,6 +4,7 @@
   <w:body>
     <w:p>
       <w:pPr>
+        <w:keepNext w:val="false"/>
         <w:spacing w:after="30" w:before="0"/>
         <w:jc w:val="center"/>
       </w:pPr>
@@ -23,6 +24,7 @@
     </w:p>
     <w:p>
       <w:pPr>
+        <w:keepNext w:val="false"/>
         <w:spacing w:after="60" w:before="0"/>
         <w:jc w:val="center"/>
       </w:pPr>
@@ -81,6 +83,7 @@
           </w:tcPr>
           <w:p>
             <w:pPr>
+              <w:keepNext w:val="false"/>
               <w:spacing w:after="40" w:before="0"/>
               <w:jc w:val="center"/>
             </w:pPr>
@@ -115,6 +118,7 @@
           </w:tcPr>
           <w:p>
             <w:pPr>
+              <w:keepNext w:val="false"/>
               <w:spacing w:after="40" w:before="0"/>
               <w:jc w:val="left"/>
             </w:pPr>
@@ -147,6 +151,7 @@
           </w:tcPr>
           <w:p>
             <w:pPr>
+              <w:keepNext w:val="false"/>
               <w:spacing w:after="40" w:before="0"/>
               <w:jc w:val="left"/>
             </w:pPr>
@@ -181,6 +186,7 @@
           </w:tcPr>
           <w:p>
             <w:pPr>
+              <w:keepNext w:val="false"/>
               <w:spacing w:after="40" w:before="0"/>
               <w:jc w:val="left"/>
             </w:pPr>
@@ -213,6 +219,7 @@
           </w:tcPr>
           <w:p>
             <w:pPr>
+              <w:keepNext w:val="false"/>
               <w:spacing w:after="40" w:before="0"/>
               <w:jc w:val="left"/>
             </w:pPr>
@@ -273,6 +280,7 @@
           </w:tcPr>
           <w:p>
             <w:pPr>
+              <w:keepNext w:val="false"/>
               <w:spacing w:after="40" w:before="0"/>
               <w:jc w:val="center"/>
             </w:pPr>
@@ -307,6 +315,7 @@
           </w:tcPr>
           <w:p>
             <w:pPr>
+              <w:keepNext w:val="false"/>
               <w:spacing w:after="40" w:before="0"/>
               <w:jc w:val="left"/>
             </w:pPr>
@@ -369,6 +378,7 @@
           </w:tcPr>
           <w:p>
             <w:pPr>
+              <w:keepNext w:val="false"/>
               <w:spacing w:after="40" w:before="0"/>
               <w:jc w:val="left"/>
             </w:pPr>
@@ -401,6 +411,7 @@
           </w:tcPr>
           <w:p>
             <w:pPr>
+              <w:keepNext w:val="false"/>
               <w:spacing w:after="40" w:before="0"/>
               <w:jc w:val="left"/>
             </w:pPr>
@@ -433,6 +444,7 @@
           </w:tcPr>
           <w:p>
             <w:pPr>
+              <w:keepNext w:val="false"/>
               <w:spacing w:after="40" w:before="0"/>
               <w:jc w:val="left"/>
             </w:pPr>
@@ -465,6 +477,7 @@
           </w:tcPr>
           <w:p>
             <w:pPr>
+              <w:keepNext w:val="false"/>
               <w:spacing w:after="40" w:before="0"/>
               <w:jc w:val="left"/>
             </w:pPr>
@@ -499,6 +512,7 @@
           </w:tcPr>
           <w:p>
             <w:pPr>
+              <w:keepNext w:val="false"/>
               <w:spacing w:after="40" w:before="0"/>
               <w:jc w:val="left"/>
             </w:pPr>
@@ -518,6 +532,7 @@
           </w:p>
           <w:p>
             <w:pPr>
+              <w:keepNext w:val="false"/>
               <w:spacing w:after="40" w:before="0"/>
               <w:jc w:val="left"/>
             </w:pPr>
@@ -550,6 +565,7 @@
           </w:tcPr>
           <w:p>
             <w:pPr>
+              <w:keepNext w:val="false"/>
               <w:spacing w:after="40" w:before="0"/>
               <w:jc w:val="left"/>
             </w:pPr>
@@ -582,6 +598,7 @@
           </w:tcPr>
           <w:p>
             <w:pPr>
+              <w:keepNext w:val="false"/>
               <w:spacing w:after="40" w:before="0"/>
               <w:jc w:val="left"/>
             </w:pPr>
@@ -614,6 +631,7 @@
           </w:tcPr>
           <w:p>
             <w:pPr>
+              <w:keepNext w:val="false"/>
               <w:spacing w:after="40" w:before="0"/>
               <w:jc w:val="left"/>
             </w:pPr>
@@ -648,6 +666,7 @@
           </w:tcPr>
           <w:p>
             <w:pPr>
+              <w:keepNext w:val="false"/>
               <w:spacing w:after="40" w:before="0"/>
               <w:jc w:val="left"/>
             </w:pPr>
@@ -667,6 +686,7 @@
           </w:p>
           <w:p>
             <w:pPr>
+              <w:keepNext w:val="false"/>
               <w:spacing w:after="40" w:before="0"/>
               <w:jc w:val="left"/>
             </w:pPr>
@@ -699,6 +719,7 @@
           </w:tcPr>
           <w:p>
             <w:pPr>
+              <w:keepNext w:val="false"/>
               <w:spacing w:after="40" w:before="0"/>
               <w:jc w:val="left"/>
             </w:pPr>
@@ -731,6 +752,7 @@
           </w:tcPr>
           <w:p>
             <w:pPr>
+              <w:keepNext w:val="false"/>
               <w:spacing w:after="40" w:before="0"/>
               <w:jc w:val="left"/>
             </w:pPr>
@@ -763,6 +785,7 @@
           </w:tcPr>
           <w:p>
             <w:pPr>
+              <w:keepNext w:val="false"/>
               <w:spacing w:after="40" w:before="0"/>
               <w:jc w:val="left"/>
             </w:pPr>
@@ -797,6 +820,7 @@
           </w:tcPr>
           <w:p>
             <w:pPr>
+              <w:keepNext w:val="false"/>
               <w:spacing w:after="40" w:before="0"/>
               <w:jc w:val="left"/>
             </w:pPr>
@@ -816,6 +840,7 @@
           </w:p>
           <w:p>
             <w:pPr>
+              <w:keepNext w:val="false"/>
               <w:spacing w:after="40" w:before="0"/>
               <w:jc w:val="left"/>
             </w:pPr>
@@ -848,6 +873,7 @@
           </w:tcPr>
           <w:p>
             <w:pPr>
+              <w:keepNext w:val="false"/>
               <w:spacing w:after="40" w:before="0"/>
               <w:jc w:val="left"/>
             </w:pPr>
@@ -880,6 +906,7 @@
           </w:tcPr>
           <w:p>
             <w:pPr>
+              <w:keepNext w:val="false"/>
               <w:spacing w:after="40" w:before="0"/>
               <w:jc w:val="left"/>
             </w:pPr>
@@ -912,6 +939,7 @@
           </w:tcPr>
           <w:p>
             <w:pPr>
+              <w:keepNext w:val="false"/>
               <w:spacing w:after="40" w:before="0"/>
               <w:jc w:val="left"/>
             </w:pPr>
@@ -946,6 +974,7 @@
           </w:tcPr>
           <w:p>
             <w:pPr>
+              <w:keepNext w:val="false"/>
               <w:spacing w:after="40" w:before="0"/>
               <w:jc w:val="left"/>
             </w:pPr>
@@ -965,6 +994,7 @@
           </w:p>
           <w:p>
             <w:pPr>
+              <w:keepNext w:val="false"/>
               <w:spacing w:after="40" w:before="0"/>
               <w:jc w:val="left"/>
             </w:pPr>
@@ -997,6 +1027,7 @@
           </w:tcPr>
           <w:p>
             <w:pPr>
+              <w:keepNext w:val="false"/>
               <w:spacing w:after="40" w:before="0"/>
               <w:jc w:val="left"/>
             </w:pPr>
@@ -1029,6 +1060,7 @@
           </w:tcPr>
           <w:p>
             <w:pPr>
+              <w:keepNext w:val="false"/>
               <w:spacing w:after="40" w:before="0"/>
               <w:jc w:val="left"/>
             </w:pPr>
@@ -1061,6 +1093,7 @@
           </w:tcPr>
           <w:p>
             <w:pPr>
+              <w:keepNext w:val="false"/>
               <w:spacing w:after="40" w:before="0"/>
               <w:jc w:val="left"/>
             </w:pPr>
@@ -1095,6 +1128,7 @@
           </w:tcPr>
           <w:p>
             <w:pPr>
+              <w:keepNext w:val="false"/>
               <w:spacing w:after="40" w:before="0"/>
               <w:jc w:val="left"/>
             </w:pPr>
@@ -1114,6 +1148,7 @@
           </w:p>
           <w:p>
             <w:pPr>
+              <w:keepNext w:val="false"/>
               <w:spacing w:after="40" w:before="0"/>
               <w:jc w:val="left"/>
             </w:pPr>
@@ -1146,6 +1181,7 @@
           </w:tcPr>
           <w:p>
             <w:pPr>
+              <w:keepNext w:val="false"/>
               <w:spacing w:after="40" w:before="0"/>
               <w:jc w:val="left"/>
             </w:pPr>
@@ -1178,6 +1214,7 @@
           </w:tcPr>
           <w:p>
             <w:pPr>
+              <w:keepNext w:val="false"/>
               <w:spacing w:after="40" w:before="0"/>
               <w:jc w:val="left"/>
             </w:pPr>
@@ -1210,6 +1247,7 @@
           </w:tcPr>
           <w:p>
             <w:pPr>
+              <w:keepNext w:val="false"/>
               <w:spacing w:after="40" w:before="0"/>
               <w:jc w:val="left"/>
             </w:pPr>
@@ -1244,6 +1282,7 @@
           </w:tcPr>
           <w:p>
             <w:pPr>
+              <w:keepNext w:val="false"/>
               <w:spacing w:after="40" w:before="0"/>
               <w:jc w:val="left"/>
             </w:pPr>
@@ -1263,6 +1302,7 @@
           </w:p>
           <w:p>
             <w:pPr>
+              <w:keepNext w:val="false"/>
               <w:spacing w:after="40" w:before="0"/>
               <w:jc w:val="left"/>
             </w:pPr>
@@ -1295,6 +1335,7 @@
           </w:tcPr>
           <w:p>
             <w:pPr>
+              <w:keepNext w:val="false"/>
               <w:spacing w:after="40" w:before="0"/>
               <w:jc w:val="left"/>
             </w:pPr>
@@ -1327,6 +1368,7 @@
           </w:tcPr>
           <w:p>
             <w:pPr>
+              <w:keepNext w:val="false"/>
               <w:spacing w:after="40" w:before="0"/>
               <w:jc w:val="left"/>
             </w:pPr>
@@ -1359,6 +1401,7 @@
           </w:tcPr>
           <w:p>
             <w:pPr>
+              <w:keepNext w:val="false"/>
               <w:spacing w:after="40" w:before="0"/>
               <w:jc w:val="left"/>
             </w:pPr>
@@ -1393,6 +1436,7 @@
           </w:tcPr>
           <w:p>
             <w:pPr>
+              <w:keepNext w:val="false"/>
               <w:spacing w:after="40" w:before="0"/>
               <w:jc w:val="left"/>
             </w:pPr>
@@ -1412,6 +1456,7 @@
           </w:p>
           <w:p>
             <w:pPr>
+              <w:keepNext w:val="false"/>
               <w:spacing w:after="40" w:before="0"/>
               <w:jc w:val="left"/>
             </w:pPr>
@@ -1444,6 +1489,7 @@
           </w:tcPr>
           <w:p>
             <w:pPr>
+              <w:keepNext w:val="false"/>
               <w:spacing w:after="40" w:before="0"/>
               <w:jc w:val="left"/>
             </w:pPr>
@@ -1476,6 +1522,7 @@
           </w:tcPr>
           <w:p>
             <w:pPr>
+              <w:keepNext w:val="false"/>
               <w:spacing w:after="40" w:before="0"/>
               <w:jc w:val="left"/>
             </w:pPr>
@@ -1508,6 +1555,7 @@
           </w:tcPr>
           <w:p>
             <w:pPr>
+              <w:keepNext w:val="false"/>
               <w:spacing w:after="40" w:before="0"/>
               <w:jc w:val="left"/>
             </w:pPr>
@@ -1542,6 +1590,7 @@
           </w:tcPr>
           <w:p>
             <w:pPr>
+              <w:keepNext w:val="false"/>
               <w:spacing w:after="40" w:before="0"/>
               <w:jc w:val="left"/>
             </w:pPr>
@@ -1561,6 +1610,7 @@
           </w:p>
           <w:p>
             <w:pPr>
+              <w:keepNext w:val="false"/>
               <w:spacing w:after="40" w:before="0"/>
               <w:jc w:val="left"/>
             </w:pPr>
@@ -1593,6 +1643,7 @@
           </w:tcPr>
           <w:p>
             <w:pPr>
+              <w:keepNext w:val="false"/>
               <w:spacing w:after="40" w:before="0"/>
               <w:jc w:val="left"/>
             </w:pPr>
@@ -1625,6 +1676,7 @@
           </w:tcPr>
           <w:p>
             <w:pPr>
+              <w:keepNext w:val="false"/>
               <w:spacing w:after="40" w:before="0"/>
               <w:jc w:val="left"/>
             </w:pPr>
@@ -1657,6 +1709,7 @@
           </w:tcPr>
           <w:p>
             <w:pPr>
+              <w:keepNext w:val="false"/>
               <w:spacing w:after="40" w:before="0"/>
               <w:jc w:val="left"/>
             </w:pPr>
@@ -1691,6 +1744,7 @@
           </w:tcPr>
           <w:p>
             <w:pPr>
+              <w:keepNext w:val="false"/>
               <w:spacing w:after="40" w:before="0"/>
               <w:jc w:val="left"/>
             </w:pPr>
@@ -1710,6 +1764,7 @@
           </w:p>
           <w:p>
             <w:pPr>
+              <w:keepNext w:val="false"/>
               <w:spacing w:after="40" w:before="0"/>
               <w:jc w:val="left"/>
             </w:pPr>
@@ -1742,6 +1797,7 @@
           </w:tcPr>
           <w:p>
             <w:pPr>
+              <w:keepNext w:val="false"/>
               <w:spacing w:after="40" w:before="0"/>
               <w:jc w:val="left"/>
             </w:pPr>
@@ -1774,6 +1830,7 @@
           </w:tcPr>
           <w:p>
             <w:pPr>
+              <w:keepNext w:val="false"/>
               <w:spacing w:after="40" w:before="0"/>
               <w:jc w:val="left"/>
             </w:pPr>
@@ -1806,6 +1863,7 @@
           </w:tcPr>
           <w:p>
             <w:pPr>
+              <w:keepNext w:val="false"/>
               <w:spacing w:after="40" w:before="0"/>
               <w:jc w:val="left"/>
             </w:pPr>
@@ -1840,6 +1898,7 @@
           </w:tcPr>
           <w:p>
             <w:pPr>
+              <w:keepNext w:val="false"/>
               <w:spacing w:after="40" w:before="0"/>
               <w:jc w:val="left"/>
             </w:pPr>
@@ -1859,6 +1918,7 @@
           </w:p>
           <w:p>
             <w:pPr>
+              <w:keepNext w:val="false"/>
               <w:spacing w:after="40" w:before="0"/>
               <w:jc w:val="left"/>
             </w:pPr>
@@ -1891,6 +1951,7 @@
           </w:tcPr>
           <w:p>
             <w:pPr>
+              <w:keepNext w:val="false"/>
               <w:spacing w:after="40" w:before="0"/>
               <w:jc w:val="left"/>
             </w:pPr>
@@ -1923,6 +1984,7 @@
           </w:tcPr>
           <w:p>
             <w:pPr>
+              <w:keepNext w:val="false"/>
               <w:spacing w:after="40" w:before="0"/>
               <w:jc w:val="left"/>
             </w:pPr>
@@ -1955,6 +2017,7 @@
           </w:tcPr>
           <w:p>
             <w:pPr>
+              <w:keepNext w:val="false"/>
               <w:spacing w:after="40" w:before="0"/>
               <w:jc w:val="left"/>
             </w:pPr>
@@ -1989,6 +2052,7 @@
           </w:tcPr>
           <w:p>
             <w:pPr>
+              <w:keepNext w:val="false"/>
               <w:spacing w:after="40" w:before="0"/>
               <w:jc w:val="left"/>
             </w:pPr>
@@ -2008,6 +2072,7 @@
           </w:p>
           <w:p>
             <w:pPr>
+              <w:keepNext w:val="false"/>
               <w:spacing w:after="40" w:before="0"/>
               <w:jc w:val="left"/>
             </w:pPr>
@@ -2040,6 +2105,7 @@
           </w:tcPr>
           <w:p>
             <w:pPr>
+              <w:keepNext w:val="false"/>
               <w:spacing w:after="40" w:before="0"/>
               <w:jc w:val="left"/>
             </w:pPr>
@@ -2072,6 +2138,7 @@
           </w:tcPr>
           <w:p>
             <w:pPr>
+              <w:keepNext w:val="false"/>
               <w:spacing w:after="40" w:before="0"/>
               <w:jc w:val="left"/>
             </w:pPr>
@@ -2104,6 +2171,7 @@
           </w:tcPr>
           <w:p>
             <w:pPr>
+              <w:keepNext w:val="false"/>
               <w:spacing w:after="40" w:before="0"/>
               <w:jc w:val="left"/>
             </w:pPr>
@@ -2138,6 +2206,7 @@
           </w:tcPr>
           <w:p>
             <w:pPr>
+              <w:keepNext w:val="false"/>
               <w:spacing w:after="40" w:before="0"/>
               <w:jc w:val="left"/>
             </w:pPr>
@@ -2157,6 +2226,7 @@
           </w:p>
           <w:p>
             <w:pPr>
+              <w:keepNext w:val="false"/>
               <w:spacing w:after="40" w:before="0"/>
               <w:jc w:val="left"/>
             </w:pPr>
@@ -2189,6 +2259,7 @@
           </w:tcPr>
           <w:p>
             <w:pPr>
+              <w:keepNext w:val="false"/>
               <w:spacing w:after="40" w:before="0"/>
               <w:jc w:val="left"/>
             </w:pPr>
@@ -2221,6 +2292,7 @@
           </w:tcPr>
           <w:p>
             <w:pPr>
+              <w:keepNext w:val="false"/>
               <w:spacing w:after="40" w:before="0"/>
               <w:jc w:val="left"/>
             </w:pPr>
@@ -2253,6 +2325,7 @@
           </w:tcPr>
           <w:p>
             <w:pPr>
+              <w:keepNext w:val="false"/>
               <w:spacing w:after="40" w:before="0"/>
               <w:jc w:val="left"/>
             </w:pPr>
@@ -2391,7 +2464,7 @@
         </w:rPr>
         <w:t xml:space="preserve">© 2026 SeaVuria and ARES. This work is licensed under a </w:t>
       </w:r>
-      <w:hyperlink w:history="1" r:id="rId2arzzhxbva_q7aowwu0mn">
+      <w:hyperlink w:history="1" r:id="rIddq9lxpkeozbhp4wjwm2f6">
         <w:r>
           <w:rPr>
             <w:rFonts w:ascii="Arial" w:cs="Arial" w:eastAsia="Arial" w:hAnsi="Arial"/>
@@ -2411,7 +2484,7 @@
         </w:rPr>
         <w:t xml:space="preserve"> (</w:t>
       </w:r>
-      <w:hyperlink w:history="1" r:id="rIdhoxhp4zztcurus8oez283">
+      <w:hyperlink w:history="1" r:id="rId9s-d0hgwcnsgunjdwbiry">
         <w:r>
           <w:rPr>
             <w:rFonts w:ascii="Arial" w:cs="Arial" w:eastAsia="Arial" w:hAnsi="Arial"/>
@@ -2431,7 +2504,7 @@
         </w:rPr>
         <w:t xml:space="preserve">). To view a copy of this license, visit </w:t>
       </w:r>
-      <w:hyperlink w:history="1" r:id="rIdh-iwqjtufzi1sbusdkqzw">
+      <w:hyperlink w:history="1" r:id="rIdqwxnqxuzofukchovhjsvs">
         <w:r>
           <w:rPr>
             <w:rFonts w:ascii="Arial" w:cs="Arial" w:eastAsia="Arial" w:hAnsi="Arial"/>

--- a/data/outputs/v2/Biology/SS3.3_Animal_Gaseous_Exchange_and_Respiration/Biology_Animal_Gaseous_Exchange_and_Respiration_SummaryTable.docx
+++ b/data/outputs/v2/Biology/SS3.3_Animal_Gaseous_Exchange_and_Respiration/Biology_Animal_Gaseous_Exchange_and_Respiration_SummaryTable.docx
@@ -2464,7 +2464,7 @@
         </w:rPr>
         <w:t xml:space="preserve">© 2026 SeaVuria and ARES. This work is licensed under a </w:t>
       </w:r>
-      <w:hyperlink w:history="1" r:id="rIddq9lxpkeozbhp4wjwm2f6">
+      <w:hyperlink w:history="1" r:id="rIddc2qmgzlh8_1wgmvde2gm">
         <w:r>
           <w:rPr>
             <w:rFonts w:ascii="Arial" w:cs="Arial" w:eastAsia="Arial" w:hAnsi="Arial"/>
@@ -2484,7 +2484,7 @@
         </w:rPr>
         <w:t xml:space="preserve"> (</w:t>
       </w:r>
-      <w:hyperlink w:history="1" r:id="rId9s-d0hgwcnsgunjdwbiry">
+      <w:hyperlink w:history="1" r:id="rIdhnt_iwfgvta6vkfltsio-">
         <w:r>
           <w:rPr>
             <w:rFonts w:ascii="Arial" w:cs="Arial" w:eastAsia="Arial" w:hAnsi="Arial"/>
@@ -2504,7 +2504,7 @@
         </w:rPr>
         <w:t xml:space="preserve">). To view a copy of this license, visit </w:t>
       </w:r>
-      <w:hyperlink w:history="1" r:id="rIdqwxnqxuzofukchovhjsvs">
+      <w:hyperlink w:history="1" r:id="rIdfmfzd7wnqsmtgdqw3g7kx">
         <w:r>
           <w:rPr>
             <w:rFonts w:ascii="Arial" w:cs="Arial" w:eastAsia="Arial" w:hAnsi="Arial"/>
